--- a/docs/local/DOCX/4eT1/003_C.docx
+++ b/docs/local/DOCX/4eT1/003_C.docx
@@ -335,28 +335,7 @@
           <w:sz w:val="28"/>
           <w:szCs w:val="28"/>
         </w:rPr>
-        <w:t>Travail Pratique II (</w:t>
-      </w:r>
-      <m:oMath>
-        <m:r>
-          <m:rPr>
-            <m:nor/>
-          </m:rPr>
-          <w:rPr>
-            <w:rFonts w:ascii="Cambria Math" w:hAnsi="Cambria Math"/>
-            <w:sz w:val="28"/>
-            <w:szCs w:val="28"/>
-          </w:rPr>
-          <m:t>TP 2</m:t>
-        </m:r>
-      </m:oMath>
-      <w:r>
-        <w:rPr>
-          <w:rFonts w:ascii="Aptos" w:hAnsi="Aptos"/>
-          <w:sz w:val="28"/>
-          <w:szCs w:val="28"/>
-        </w:rPr>
-        <w:t>)</w:t>
+        <w:t xml:space="preserve">Travail Pratique (TP II)</w:t>
       </w:r>
     </w:p>
     <w:p>
